--- a/Project 4 - Group L - SOW.docx
+++ b/Project 4 - Group L - SOW.docx
@@ -180,7 +180,13 @@
         <w:rPr>
           <w:rFonts w:cs="Times New Roman"/>
         </w:rPr>
-        <w:t>4/3</w:t>
+        <w:t>4/</w:t>
+      </w:r>
+      <w:r>
+        <w:rPr>
+          <w:rFonts w:cs="Times New Roman"/>
+        </w:rPr>
+        <w:t>21</w:t>
       </w:r>
       <w:r>
         <w:rPr>
@@ -1883,7 +1889,15 @@
         <w:spacing w:line="276" w:lineRule="auto"/>
       </w:pPr>
       <w:r>
-        <w:t>Risk Averse, LLC has requested an evaluation of potential bias within FEMA’s National Risk Index (NRI) through sensitivity analysis. The purpose of this project is to examine how risk is currently defined within the NRI framework and compare it to an independently developed risk definition.</w:t>
+        <w:t xml:space="preserve">Risk </w:t>
+      </w:r>
+      <w:proofErr w:type="gramStart"/>
+      <w:r>
+        <w:t>Averse,</w:t>
+      </w:r>
+      <w:proofErr w:type="gramEnd"/>
+      <w:r>
+        <w:t xml:space="preserve"> LLC has requested an evaluation of potential bias within FEMA’s National Risk Index (NRI) through sensitivity analysis. The purpose of this project is to examine how risk is currently defined within the NRI framework and compare it to an independently developed risk definition.</w:t>
       </w:r>
     </w:p>
     <w:p>
@@ -1920,16 +1934,16 @@
           <w:rFonts w:cs="Times New Roman"/>
         </w:rPr>
       </w:pPr>
-      <w:bookmarkStart w:id="3" w:name="_Toc221026856"/>
-      <w:bookmarkStart w:id="4" w:name="_Toc222303569"/>
-      <w:bookmarkStart w:id="5" w:name="_Toc227427824"/>
+      <w:bookmarkStart w:id="3" w:name="_Toc227427824"/>
+      <w:bookmarkStart w:id="4" w:name="_Toc221026856"/>
+      <w:bookmarkStart w:id="5" w:name="_Toc222303569"/>
       <w:r>
         <w:rPr>
           <w:rFonts w:cs="Times New Roman"/>
         </w:rPr>
         <w:t>Project Objectives</w:t>
       </w:r>
-      <w:bookmarkEnd w:id="5"/>
+      <w:bookmarkEnd w:id="3"/>
     </w:p>
     <w:p>
       <w:pPr>
@@ -2192,8 +2206,8 @@
         </w:rPr>
         <w:t>Project Tasks</w:t>
       </w:r>
-      <w:bookmarkEnd w:id="3"/>
       <w:bookmarkEnd w:id="4"/>
+      <w:bookmarkEnd w:id="5"/>
       <w:r>
         <w:rPr>
           <w:rFonts w:cs="Times New Roman"/>
@@ -3122,7 +3136,15 @@
     </w:p>
     <w:p>
       <w:r>
-        <w:t>All members will collaborate to develop a reasonable timeline around due dates as they are assigned for the project.</w:t>
+        <w:t xml:space="preserve">All members will collaborate to develop a reasonable timeline around </w:t>
+      </w:r>
+      <w:proofErr w:type="gramStart"/>
+      <w:r>
+        <w:t>due</w:t>
+      </w:r>
+      <w:proofErr w:type="gramEnd"/>
+      <w:r>
+        <w:t xml:space="preserve"> dates as they are assigned for the project.</w:t>
       </w:r>
     </w:p>
     <w:p>
@@ -3542,8 +3564,9 @@
                 <w:szCs w:val="22"/>
                 <w14:ligatures w14:val="none"/>
               </w:rPr>
-              <w:t>Python Automation Notebook (.</w:t>
-            </w:r>
+              <w:t xml:space="preserve">Python Automation Notebook </w:t>
+            </w:r>
+            <w:proofErr w:type="gramStart"/>
             <w:r>
               <w:rPr>
                 <w:rFonts w:eastAsia="Times New Roman" w:cs="Times New Roman"/>
@@ -3553,7 +3576,30 @@
                 <w:szCs w:val="22"/>
                 <w14:ligatures w14:val="none"/>
               </w:rPr>
-              <w:t>ipynb)</w:t>
+              <w:t>(.</w:t>
+            </w:r>
+            <w:r>
+              <w:rPr>
+                <w:rFonts w:eastAsia="Times New Roman" w:cs="Times New Roman"/>
+                <w:color w:val="000000"/>
+                <w:kern w:val="0"/>
+                <w:sz w:val="22"/>
+                <w:szCs w:val="22"/>
+                <w14:ligatures w14:val="none"/>
+              </w:rPr>
+              <w:t>ipynb</w:t>
+            </w:r>
+            <w:proofErr w:type="gramEnd"/>
+            <w:r>
+              <w:rPr>
+                <w:rFonts w:eastAsia="Times New Roman" w:cs="Times New Roman"/>
+                <w:color w:val="000000"/>
+                <w:kern w:val="0"/>
+                <w:sz w:val="22"/>
+                <w:szCs w:val="22"/>
+                <w14:ligatures w14:val="none"/>
+              </w:rPr>
+              <w:t>)</w:t>
             </w:r>
           </w:p>
         </w:tc>
@@ -4553,6 +4599,7 @@
         <w:docPartUnique/>
       </w:docPartObj>
     </w:sdtPr>
+    <w:sdtEndPr/>
     <w:sdtContent>
       <w:sdt>
         <w:sdtPr>
@@ -4562,6 +4609,7 @@
             <w:docPartUnique/>
           </w:docPartObj>
         </w:sdtPr>
+        <w:sdtEndPr/>
         <w:sdtContent>
           <w:p>
             <w:pPr>
@@ -7647,6 +7695,7 @@
   <w:style w:type="character" w:default="1" w:styleId="DefaultParagraphFont">
     <w:name w:val="Default Paragraph Font"/>
     <w:uiPriority w:val="1"/>
+    <w:semiHidden/>
     <w:unhideWhenUsed/>
   </w:style>
   <w:style w:type="table" w:default="1" w:styleId="TableNormal">
@@ -8482,18 +8531,6 @@
 </file>
 
 <file path=customXml/item1.xml><?xml version="1.0" encoding="utf-8"?>
-<p:properties xmlns:p="http://schemas.microsoft.com/office/2006/metadata/properties" xmlns:xsi="http://www.w3.org/2001/XMLSchema-instance" xmlns:pc="http://schemas.microsoft.com/office/infopath/2007/PartnerControls">
-  <documentManagement>
-    <_activity xmlns="d94ee4e4-02cb-4da0-9dbe-ce518434d583" xsi:nil="true"/>
-  </documentManagement>
-</p:properties>
-</file>
-
-<file path=customXml/item2.xml><?xml version="1.0" encoding="utf-8"?>
-<b:Sources xmlns:b="http://schemas.openxmlformats.org/officeDocument/2006/bibliography" xmlns="http://schemas.openxmlformats.org/officeDocument/2006/bibliography" SelectedStyle="\APASixthEditionOfficeOnline.xsl" StyleName="APA" Version="6"/>
-</file>
-
-<file path=customXml/item3.xml><?xml version="1.0" encoding="utf-8"?>
 <ct:contentTypeSchema xmlns:ct="http://schemas.microsoft.com/office/2006/metadata/contentType" xmlns:ma="http://schemas.microsoft.com/office/2006/metadata/properties/metaAttributes" ct:_="" ma:_="" ma:contentTypeName="Document" ma:contentTypeID="0x010100496DD1FC206C7E4C8297AEA9970FAC90" ma:contentTypeVersion="11" ma:contentTypeDescription="Create a new document." ma:contentTypeScope="" ma:versionID="bdc3eefcce20f052996132159226e429">
   <xsd:schema xmlns:xsd="http://www.w3.org/2001/XMLSchema" xmlns:xs="http://www.w3.org/2001/XMLSchema" xmlns:p="http://schemas.microsoft.com/office/2006/metadata/properties" xmlns:ns3="d94ee4e4-02cb-4da0-9dbe-ce518434d583" targetNamespace="http://schemas.microsoft.com/office/2006/metadata/properties" ma:root="true" ma:fieldsID="5c4b9b742bc415e6b5f4f276646a238f" ns3:_="">
     <xsd:import namespace="d94ee4e4-02cb-4da0-9dbe-ce518434d583"/>
@@ -8681,6 +8718,18 @@
 </ct:contentTypeSchema>
 </file>
 
+<file path=customXml/item2.xml><?xml version="1.0" encoding="utf-8"?>
+<b:Sources xmlns:b="http://schemas.openxmlformats.org/officeDocument/2006/bibliography" xmlns="http://schemas.openxmlformats.org/officeDocument/2006/bibliography" SelectedStyle="\APASixthEditionOfficeOnline.xsl" StyleName="APA" Version="6"/>
+</file>
+
+<file path=customXml/item3.xml><?xml version="1.0" encoding="utf-8"?>
+<p:properties xmlns:p="http://schemas.microsoft.com/office/2006/metadata/properties" xmlns:xsi="http://www.w3.org/2001/XMLSchema-instance" xmlns:pc="http://schemas.microsoft.com/office/infopath/2007/PartnerControls">
+  <documentManagement>
+    <_activity xmlns="d94ee4e4-02cb-4da0-9dbe-ce518434d583" xsi:nil="true"/>
+  </documentManagement>
+</p:properties>
+</file>
+
 <file path=customXml/item4.xml><?xml version="1.0" encoding="utf-8"?>
 <?mso-contentType ?>
 <FormTemplates xmlns="http://schemas.microsoft.com/sharepoint/v3/contenttype/forms">
@@ -8691,24 +8740,6 @@
 </file>
 
 <file path=customXml/itemProps1.xml><?xml version="1.0" encoding="utf-8"?>
-<ds:datastoreItem xmlns:ds="http://schemas.openxmlformats.org/officeDocument/2006/customXml" ds:itemID="{A35683BF-3DFF-4033-9DB1-6933765C2FC4}">
-  <ds:schemaRefs>
-    <ds:schemaRef ds:uri="http://schemas.microsoft.com/office/2006/metadata/properties"/>
-    <ds:schemaRef ds:uri="http://schemas.microsoft.com/office/infopath/2007/PartnerControls"/>
-    <ds:schemaRef ds:uri="d94ee4e4-02cb-4da0-9dbe-ce518434d583"/>
-  </ds:schemaRefs>
-</ds:datastoreItem>
-</file>
-
-<file path=customXml/itemProps2.xml><?xml version="1.0" encoding="utf-8"?>
-<ds:datastoreItem xmlns:ds="http://schemas.openxmlformats.org/officeDocument/2006/customXml" ds:itemID="{5CE4E4FF-20EF-45E8-8117-F4618CF9E4DC}">
-  <ds:schemaRefs>
-    <ds:schemaRef ds:uri="http://schemas.openxmlformats.org/officeDocument/2006/bibliography"/>
-  </ds:schemaRefs>
-</ds:datastoreItem>
-</file>
-
-<file path=customXml/itemProps3.xml><?xml version="1.0" encoding="utf-8"?>
 <ds:datastoreItem xmlns:ds="http://schemas.openxmlformats.org/officeDocument/2006/customXml" ds:itemID="{5FB4D2B1-6450-4C2F-98FF-E49A8C09038F}">
   <ds:schemaRefs>
     <ds:schemaRef ds:uri="http://schemas.microsoft.com/office/2006/metadata/contentType"/>
@@ -8726,6 +8757,24 @@
 </ds:datastoreItem>
 </file>
 
+<file path=customXml/itemProps2.xml><?xml version="1.0" encoding="utf-8"?>
+<ds:datastoreItem xmlns:ds="http://schemas.openxmlformats.org/officeDocument/2006/customXml" ds:itemID="{5CE4E4FF-20EF-45E8-8117-F4618CF9E4DC}">
+  <ds:schemaRefs>
+    <ds:schemaRef ds:uri="http://schemas.openxmlformats.org/officeDocument/2006/bibliography"/>
+  </ds:schemaRefs>
+</ds:datastoreItem>
+</file>
+
+<file path=customXml/itemProps3.xml><?xml version="1.0" encoding="utf-8"?>
+<ds:datastoreItem xmlns:ds="http://schemas.openxmlformats.org/officeDocument/2006/customXml" ds:itemID="{A35683BF-3DFF-4033-9DB1-6933765C2FC4}">
+  <ds:schemaRefs>
+    <ds:schemaRef ds:uri="http://schemas.microsoft.com/office/2006/metadata/properties"/>
+    <ds:schemaRef ds:uri="http://schemas.microsoft.com/office/infopath/2007/PartnerControls"/>
+    <ds:schemaRef ds:uri="d94ee4e4-02cb-4da0-9dbe-ce518434d583"/>
+  </ds:schemaRefs>
+</ds:datastoreItem>
+</file>
+
 <file path=customXml/itemProps4.xml><?xml version="1.0" encoding="utf-8"?>
 <ds:datastoreItem xmlns:ds="http://schemas.openxmlformats.org/officeDocument/2006/customXml" ds:itemID="{95EE2118-D7D5-4222-86D0-1471C8778EA6}">
   <ds:schemaRefs>
